--- a/Operating environments and system programming/Lab 2/ОсиспЛаб2.docx
+++ b/Operating environments and system programming/Lab 2/ОсиспЛаб2.docx
@@ -901,7 +901,7 @@
                 <w:rStyle w:val="a9"/>
                 <w:noProof/>
               </w:rPr>
-              <w:t>Функции для работы с пользовательским вводом</w:t>
+              <w:t>Функции обработки файла и выполнения вычислений</w:t>
             </w:r>
             <w:r>
               <w:rPr>
@@ -978,14 +978,14 @@
                 <w:rStyle w:val="a9"/>
                 <w:noProof/>
               </w:rPr>
-              <w:t xml:space="preserve">3.2 Функции </w:t>
+              <w:t>3.2 </w:t>
             </w:r>
             <w:r>
               <w:rPr>
                 <w:rStyle w:val="a9"/>
                 <w:noProof/>
               </w:rPr>
-              <w:t>обработки набора данных</w:t>
+              <w:t>Вспомогательные функции</w:t>
             </w:r>
             <w:r>
               <w:rPr>
@@ -1062,14 +1062,14 @@
                 <w:rStyle w:val="a9"/>
                 <w:noProof/>
               </w:rPr>
-              <w:t xml:space="preserve">3.3 Функции, </w:t>
+              <w:t>3.3 </w:t>
             </w:r>
             <w:r>
               <w:rPr>
                 <w:rStyle w:val="a9"/>
                 <w:noProof/>
               </w:rPr>
-              <w:t>подсчёта нагрузки на систему</w:t>
+              <w:t>Основная функция программы</w:t>
             </w:r>
             <w:r>
               <w:rPr>
@@ -1395,42 +1395,9 @@
               <w:rPr>
                 <w:noProof/>
                 <w:webHidden/>
+                <w:lang w:val="en-US"/>
               </w:rPr>
-              <w:fldChar w:fldCharType="begin"/>
-            </w:r>
-            <w:r>
-              <w:rPr>
-                <w:noProof/>
-                <w:webHidden/>
-              </w:rPr>
-              <w:instrText xml:space="preserve"> PAGEREF _Toc208182682 \h </w:instrText>
-            </w:r>
-            <w:r>
-              <w:rPr>
-                <w:noProof/>
-                <w:webHidden/>
-              </w:rPr>
-            </w:r>
-            <w:r>
-              <w:rPr>
-                <w:noProof/>
-                <w:webHidden/>
-              </w:rPr>
-              <w:fldChar w:fldCharType="separate"/>
-            </w:r>
-            <w:r>
-              <w:rPr>
-                <w:noProof/>
-                <w:webHidden/>
-              </w:rPr>
-              <w:t>7</w:t>
-            </w:r>
-            <w:r>
-              <w:rPr>
-                <w:noProof/>
-                <w:webHidden/>
-              </w:rPr>
-              <w:fldChar w:fldCharType="end"/>
+              <w:t>8</w:t>
             </w:r>
           </w:hyperlink>
         </w:p>
@@ -1853,19 +1820,31 @@
         <w:rPr>
           <w:lang w:val="be-BY"/>
         </w:rPr>
-        <w:t>Файловая система — это совокупность структур данных и программных средств, обеспечивающих хранение и организацию данных на носителях информации. Основной задачей файловой системы является предоставление пользователю и приложениям удобного способа доступа к данным, независимо от физических особенностей запоминающего устройства [1]. В операционных системах файловая система отвечает за размещение, поиск, чтение и запись файлов, а также за управление метаданными, такими как имя файла, размер, дата создания и права доступа.</w:t>
-      </w:r>
-    </w:p>
-    <w:p>
-      <w:pPr>
+        <w:t xml:space="preserve">Файловая система </w:t>
+      </w:r>
+      <w:r>
+        <w:t>–</w:t>
+      </w:r>
+      <w:r>
+        <w:t xml:space="preserve"> </w:t>
+      </w:r>
+      <w:r>
         <w:rPr>
           <w:lang w:val="be-BY"/>
         </w:rPr>
-      </w:pPr>
-      <w:r>
+        <w:t>это совокупность структур данных и программных средств, обеспечивающих хранение и организацию данных на носителях информации. Основной задачей файловой системы является предоставление пользователю и приложениям удобного способа доступа к данным, независимо от физических особенностей запоминающего устройства [1]. В операционных системах файловая система отвечает за размещение, поиск, чтение и запись файлов, а также за управление метаданными, такими как имя файла, размер, дата создания и права доступа.</w:t>
+      </w:r>
+    </w:p>
+    <w:p>
+      <w:pPr>
         <w:rPr>
           <w:lang w:val="be-BY"/>
         </w:rPr>
+      </w:pPr>
+      <w:r>
+        <w:rPr>
+          <w:lang w:val="be-BY"/>
+        </w:rPr>
         <w:t>Файл представляет собой именованную область памяти, используемую для хранения данных. В операционной системе каждый файл имеет свой путь, который определяет его местоположение в иерархии каталогов. Каталог (или папка) служит для группировки файлов и других каталогов, образуя древовидную структуру, которая позволяет пользователю эффективно ориентироваться среди большого количества данных [2].</w:t>
       </w:r>
     </w:p>
@@ -1892,7 +1871,16 @@
         <w:rPr>
           <w:lang w:val="be-BY"/>
         </w:rPr>
-        <w:t>При работе с файлами операционная система использует файловые дескрипторы — уникальные идентификаторы открытых файлов. С их помощью обеспечивается взаимодействие между прикладными программами и подсистемой ввода-вывода. Операции над файлами, такие как открытие, чтение, запись и закрытие, выполняются через системные вызовы, обеспечивающие безопасный доступ к данным [3].</w:t>
+        <w:t xml:space="preserve">При работе с файлами операционная система использует файловые дескрипторы </w:t>
+      </w:r>
+      <w:r>
+        <w:t>–</w:t>
+      </w:r>
+      <w:r>
+        <w:rPr>
+          <w:lang w:val="be-BY"/>
+        </w:rPr>
+        <w:t xml:space="preserve"> уникальные идентификаторы открытых файлов. С их помощью обеспечивается взаимодействие между прикладными программами и подсистемой ввода-вывода. Операции над файлами, такие как открытие, чтение, запись и закрытие, выполняются через системные вызовы, обеспечивающие безопасный доступ к данным [3].</w:t>
       </w:r>
     </w:p>
     <w:p>
@@ -2394,20 +2382,56 @@
         <w:rPr>
           <w:lang w:val="be-BY"/>
         </w:rPr>
-        <w:t>memory_mapped_multi_thread используют иной подход — отображение файла в память с помощью системных вызовов CreateFileMappingA и MapViewOfFile. Такой метод позволяет работать с содержимым файла напрямую в оперативной памяти, что сокращает накладные расходы на операции ввода-вывода. Разница между вариантами заключается в количестве потоков: первый — однопоточный, второй — распределяет обработку памяти между несколькими потоками.</w:t>
-      </w:r>
-    </w:p>
-    <w:p>
-      <w:pPr>
+        <w:t xml:space="preserve">memory_mapped_multi_thread используют иной подход </w:t>
+      </w:r>
+      <w:r>
         <w:rPr>
           <w:lang w:val="be-BY"/>
         </w:rPr>
-      </w:pPr>
+        <w:t>–</w:t>
+      </w:r>
       <w:r>
         <w:rPr>
           <w:lang w:val="be-BY"/>
         </w:rPr>
-        <w:t xml:space="preserve">Метод process_data реализует собственно процесс шифрования, применяя к каждому байту данных побитовую операцию XOR с </w:t>
+        <w:t xml:space="preserve"> отображение файла в память с помощью системных вызовов CreateFileMappingA и MapViewOfFile. Такой метод позволяет работать с содержимым файла напрямую в оперативной памяти, что сокращает накладные расходы на операции ввода-вывода. Разница между вариантами заключается в количестве потоков: первый </w:t>
+      </w:r>
+      <w:r>
+        <w:t>–</w:t>
+      </w:r>
+      <w:r>
+        <w:rPr>
+          <w:lang w:val="be-BY"/>
+        </w:rPr>
+        <w:t xml:space="preserve"> однопоточный, второй </w:t>
+      </w:r>
+      <w:r>
+        <w:t>–</w:t>
+      </w:r>
+      <w:r>
+        <w:rPr>
+          <w:lang w:val="be-BY"/>
+        </w:rPr>
+        <w:t xml:space="preserve"> распределяет обработку памяти между несколькими потоками.</w:t>
+      </w:r>
+    </w:p>
+    <w:p>
+      <w:pPr>
+        <w:rPr>
+          <w:lang w:val="be-BY"/>
+        </w:rPr>
+      </w:pPr>
+      <w:r>
+        <w:rPr>
+          <w:lang w:val="be-BY"/>
+        </w:rPr>
+        <w:t>Метод process_data реализует собственно процесс шифрования, применяя к каждому байту данных побитовую операцию XOR с</w:t>
+      </w:r>
+      <w:r>
+        <w:rPr>
+          <w:lang w:val="be-BY"/>
+        </w:rPr>
+        <w:t xml:space="preserve"> </w:t>
       </w:r>
       <w:r>
         <w:rPr>
@@ -2420,14 +2444,8 @@
     <w:p>
       <w:pPr>
         <w:ind w:firstLine="0"/>
-        <w:rPr>
-          <w:lang w:val="en-US"/>
-        </w:rPr>
-      </w:pPr>
-      <w:r>
-        <w:rPr>
-          <w:lang w:val="en-US"/>
-        </w:rPr>
+      </w:pPr>
+      <w:r>
         <w:t xml:space="preserve"> </w:t>
       </w:r>
     </w:p>
@@ -2518,11 +2536,6 @@
       </w:r>
     </w:p>
     <w:p>
-      <w:pPr>
-        <w:rPr>
-          <w:lang w:val="en-US"/>
-        </w:rPr>
-      </w:pPr>
       <w:r>
         <w:rPr>
           <w:lang w:val="be-BY"/>
@@ -2915,7 +2928,23 @@
           <w:b w:val="0"/>
           <w:szCs w:val="24"/>
         </w:rPr>
-        <w:t xml:space="preserve"> показывает значительно лучшие результаты: при одном потоке время составляет 0.776 секунды, а при восьми — 0.227 секунд. Таким образом, ускорение достигает 5.91 раз по сравнению с базовым традиционным вариантом.</w:t>
+        <w:t xml:space="preserve"> показывает значительно лучшие результаты: при одном потоке время составляет 0.776 секунды, а при восьми </w:t>
+      </w:r>
+      <w:r>
+        <w:rPr>
+          <w:rFonts w:eastAsia="Times New Roman" w:cs="Times New Roman"/>
+          <w:b w:val="0"/>
+          <w:szCs w:val="24"/>
+        </w:rPr>
+        <w:t>–</w:t>
+      </w:r>
+      <w:r>
+        <w:rPr>
+          <w:rFonts w:eastAsia="Times New Roman" w:cs="Times New Roman"/>
+          <w:b w:val="0"/>
+          <w:szCs w:val="24"/>
+        </w:rPr>
+        <w:t xml:space="preserve"> 0.227 секунд. Таким образом, ускорение достигает 5.91 раз по сравнению с базовым традиционным вариантом.</w:t>
       </w:r>
     </w:p>
     <w:p>
